--- a/1-2026-2027/1-M/1-Semester-1/3-/4- اوراق عمل/مهارات رقمية - اول متوسط - اسبوع 3 - (حل).docx
+++ b/1-2026-2027/1-M/1-Semester-1/3-/4- اوراق عمل/مهارات رقمية - اول متوسط - اسبوع 3 - (حل).docx
@@ -241,6 +241,7 @@
       <w:pPr>
         <w:tabs>
           <w:tab w:val="left" w:pos="2126"/>
+          <w:tab w:val="center" w:pos="5233"/>
         </w:tabs>
         <w:rPr>
           <w:sz w:val="36"/>
@@ -248,6 +249,14 @@
           <w:rtl/>
         </w:rPr>
       </w:pPr>
+      <w:r>
+        <w:rPr>
+          <w:sz w:val="36"/>
+          <w:szCs w:val="36"/>
+          <w:rtl/>
+        </w:rPr>
+        <w:tab/>
+      </w:r>
       <w:r>
         <w:rPr>
           <w:sz w:val="36"/>
@@ -345,25 +354,7 @@
               <w:rtl/>
               <w:lang w:bidi="ar-EG"/>
             </w:rPr>
-            <w:t xml:space="preserve">معلم </w:t>
-          </w:r>
-          <w:proofErr w:type="gramStart"/>
-          <w:r>
-            <w:rPr>
-              <w:rFonts w:hint="cs"/>
-              <w:rtl/>
-              <w:lang w:bidi="ar-EG"/>
-            </w:rPr>
-            <w:t>المادة :</w:t>
-          </w:r>
-          <w:proofErr w:type="gramEnd"/>
-          <w:r>
-            <w:rPr>
-              <w:rFonts w:hint="cs"/>
-              <w:rtl/>
-              <w:lang w:bidi="ar-EG"/>
-            </w:rPr>
-            <w:t xml:space="preserve"> م</w:t>
+            <w:t>معلم المادة : م</w:t>
           </w:r>
           <w:r>
             <w:rPr>
@@ -395,25 +386,14 @@
               <w:rtl/>
               <w:lang w:bidi="ar-EG"/>
             </w:rPr>
-            <w:t xml:space="preserve">مشرف </w:t>
+            <w:t xml:space="preserve">مشرف المادة : </w:t>
           </w:r>
-          <w:proofErr w:type="gramStart"/>
           <w:r>
             <w:rPr>
-              <w:rFonts w:hint="cs"/>
               <w:rtl/>
               <w:lang w:bidi="ar-EG"/>
             </w:rPr>
-            <w:t>المادة :</w:t>
-          </w:r>
-          <w:proofErr w:type="gramEnd"/>
-          <w:r>
-            <w:rPr>
-              <w:rFonts w:hint="cs"/>
-              <w:rtl/>
-              <w:lang w:bidi="ar-EG"/>
-            </w:rPr>
-            <w:t xml:space="preserve"> د / رضا حرب</w:t>
+            <w:t>بهاء المهدي</w:t>
           </w:r>
         </w:p>
       </w:tc>
@@ -437,25 +417,7 @@
               <w:rtl/>
               <w:lang w:bidi="ar-EG"/>
             </w:rPr>
-            <w:t xml:space="preserve">مدير </w:t>
-          </w:r>
-          <w:proofErr w:type="gramStart"/>
-          <w:r>
-            <w:rPr>
-              <w:rFonts w:hint="cs"/>
-              <w:rtl/>
-              <w:lang w:bidi="ar-EG"/>
-            </w:rPr>
-            <w:t>المدرسة :</w:t>
-          </w:r>
-          <w:proofErr w:type="gramEnd"/>
-          <w:r>
-            <w:rPr>
-              <w:rFonts w:hint="cs"/>
-              <w:rtl/>
-              <w:lang w:bidi="ar-EG"/>
-            </w:rPr>
-            <w:t xml:space="preserve"> مشعل </w:t>
+            <w:t xml:space="preserve">مدير المدرسة : مشعل </w:t>
           </w:r>
           <w:r>
             <w:rPr>
@@ -688,20 +650,7 @@
                               <w:rtl/>
                               <w:lang w:eastAsia="ar-SA"/>
                             </w:rPr>
-                            <w:t xml:space="preserve">ورقة رقم </w:t>
-                          </w:r>
-                          <w:proofErr w:type="gramStart"/>
-                          <w:r>
-                            <w:rPr>
-                              <w:rFonts w:ascii="Times New Roman" w:eastAsia="Times New Roman" w:hAnsi="Times New Roman" w:cs="AL-Mohanad Bold"/>
-                              <w:b/>
-                              <w:bCs/>
-                              <w:sz w:val="20"/>
-                              <w:szCs w:val="20"/>
-                              <w:rtl/>
-                              <w:lang w:eastAsia="ar-SA"/>
-                            </w:rPr>
-                            <w:t>(</w:t>
+                            <w:t>ورقة رقم (</w:t>
                           </w:r>
                           <w:r>
                             <w:rPr>
@@ -749,20 +698,7 @@
                               <w:rtl/>
                               <w:lang w:eastAsia="ar-SA"/>
                             </w:rPr>
-                            <w:t xml:space="preserve"> )</w:t>
-                          </w:r>
-                          <w:proofErr w:type="gramEnd"/>
-                          <w:r>
-                            <w:rPr>
-                              <w:rFonts w:ascii="Times New Roman" w:eastAsia="Times New Roman" w:hAnsi="Times New Roman" w:cs="AL-Mohanad Bold"/>
-                              <w:b/>
-                              <w:bCs/>
-                              <w:sz w:val="20"/>
-                              <w:szCs w:val="20"/>
-                              <w:rtl/>
-                              <w:lang w:eastAsia="ar-SA"/>
-                            </w:rPr>
-                            <w:t xml:space="preserve"> </w:t>
+                            <w:t xml:space="preserve"> ) </w:t>
                           </w:r>
                           <w:r>
                             <w:rPr>
@@ -2807,7 +2743,6 @@
   <w:style w:type="character" w:default="1" w:styleId="DefaultParagraphFont">
     <w:name w:val="Default Paragraph Font"/>
     <w:uiPriority w:val="1"/>
-    <w:semiHidden/>
     <w:unhideWhenUsed/>
   </w:style>
   <w:style w:type="table" w:default="1" w:styleId="TableNormal">
